--- a/testdata/docx/stories.docx
+++ b/testdata/docx/stories.docx
@@ -4,10 +4,11 @@
   <w:body>
     <w:p>
       <w:r>
-        <w:t>Body with note</w:t>
+        <w:t>Body with notes</w:t>
       </w:r>
       <w:r>
         <w:footnoteReference w:id="2"/>
+        <w:endnoteReference w:id="3"/>
       </w:r>
     </w:p>
     <w:sectPr>
@@ -22,6 +23,18 @@
 </w:document>
 </file>
 
+<file path=word/endnotes.xml><?xml version="1.0" encoding="utf-8"?>
+<w:endnotes xmlns:w="http://schemas.openxmlformats.org/wordprocessingml/2006/main">
+  <w:endnote w:id="3">
+    <w:p>
+      <w:r>
+        <w:t>Endnote body</w:t>
+      </w:r>
+    </w:p>
+  </w:endnote>
+</w:endnotes>
+</file>
+
 <file path=word/footer1.xml><?xml version="1.0" encoding="utf-8"?>
 <w:ftr xmlns:w="http://schemas.openxmlformats.org/wordprocessingml/2006/main">
   <w:p>
@@ -85,6 +98,14 @@
       <w:numFmt w:val="upperRoman"/>
       <w:lvlText w:val="%1.%2.%3."/>
       <w:lvlRestart w:val="0"/>
+    </w:lvl>
+  </w:abstractNum>
+  <w:abstractNum w:abstractNumId="2">
+    <w:lvl w:ilvl="0">
+      <w:start w:val="1"/>
+      <w:numFmt w:val="bullet"/>
+      <w:lvlText w:val="x"/>
+      <w:lvlPicBulletId w:val="7"/>
     </w:lvl>
   </w:abstractNum>
   <w:num w:numId="10">
@@ -95,6 +116,9 @@
     <w:lvlOverride w:ilvl="0">
       <w:startOverride w:val="3"/>
     </w:lvlOverride>
+  </w:num>
+  <w:num w:numId="12">
+    <w:abstractNumId w:val="2"/>
   </w:num>
 </w:numbering>
 </file>
